--- a/Space_News_19_07_2026.docx
+++ b/Space_News_19_07_2026.docx
@@ -520,7 +520,7 @@
           <w:b/>
           <w:sz w:val="26"/>
         </w:rPr>
-        <w:t>6. This Week In Space podcast: Episode 219 - SpaceX Goes to War!</w:t>
+        <w:t>6. NASA's Psyche mission delivers Mars flyby data, time-lapse video</w:t>
       </w:r>
     </w:p>
     <w:p>
@@ -546,7 +546,7 @@
       <w:r>
         <w:drawing>
           <wp:inline xmlns:a="http://schemas.openxmlformats.org/drawingml/2006/main" xmlns:pic="http://schemas.openxmlformats.org/drawingml/2006/picture">
-            <wp:extent cx="4389120" cy="2468880"/>
+            <wp:extent cx="4389120" cy="4389120"/>
             <wp:docPr id="6" name="Picture 6"/>
             <wp:cNvGraphicFramePr>
               <a:graphicFrameLocks noChangeAspect="1"/>
@@ -560,95 +560,6 @@
                   </pic:nvPicPr>
                   <pic:blipFill>
                     <a:blip r:embed="rId21"/>
-                    <a:stretch>
-                      <a:fillRect/>
-                    </a:stretch>
-                  </pic:blipFill>
-                  <pic:spPr>
-                    <a:xfrm>
-                      <a:off x="0" y="0"/>
-                      <a:ext cx="4389120" cy="2468880"/>
-                    </a:xfrm>
-                    <a:prstGeom prst="rect"/>
-                  </pic:spPr>
-                </pic:pic>
-              </a:graphicData>
-            </a:graphic>
-          </wp:inline>
-        </w:drawing>
-      </w:r>
-    </w:p>
-    <w:p>
-      <w:pPr>
-        <w:spacing w:after="120" w:line="276" w:lineRule="auto"/>
-        <w:jc w:val="both"/>
-      </w:pPr>
-      <w:r>
-        <w:rPr>
-          <w:rFonts w:ascii="Times New Roman" w:hAnsi="Times New Roman"/>
-          <w:sz w:val="24"/>
-        </w:rPr>
-        <w:t>Click for next article SpaceX Goes to War! - And Other Space Headlines - YouTube Watch On On Episode 219 of This Week In Space, Rod Pyle and Tariq Malik discuss the space headlines for the past few weeks. It's been busy, and some exciting things are happening! A couple of companies are moving into the space solar power arena - something we've long advocated - and that's welcome progress. Starship is set to fly Starship test number 13, and a lot is riding on this - the system is overdue for some proof of concept to keep up with NASA's HLS contract. An exoplanet spotted a decade ago has shown signs of a potentially habitable atmosphere; there are landslides - big ones - on Pluto, and evidence of "space candy" sugars in an interstellar cloud are in the news. Finally, SpaceX is doubling down on their big defense contracts with a well-funded US Space Force. Join us for all the latest! Download or subscribe to this show at: https://twit.tv/shows/this-week-in-space. Get episodes ad-free with Club TWiT at https://twit.tv/clubtwit Space news of the week Model Falcon 9! TOP TELESCOPE PICK: (Image credit: Celestron) Looking for a telescope to see planets and comets? We recommend the Celestron Astro Fi 102 as the top pick in our best beginner's telescope guide. Finally, did you know you can launch your own SpaceX rocket? Model rocket maker Estes' stunning scale model of a Falcon 9 rocket that you can pick up now. The launchable model is a detailed recreation of the Falcon 9 and retails for $149.99. You can save 10% by using the code IN-COLLECTSPACE at checkout, courtesy of our partners collectSPACE.com. About This Week In Space This Week in Space covers the new space age. Every Friday we take a deep dive into a fascinating topic. What's happening with the new race to the moon and other planets? When will SpaceX really send people to Mars? Join Rod Pyle and Tariq Malik from Space.com as they tackle those questions and more each week on Friday afternoons. You can subscribe today on your favorite podcatcher. Host of This Week In Space on TWiT Host of This Week In Space on TWiT Rod Pyle Social Links Navigation Space author and historian Rod Pyle is an author, journalist, television producer and Editor-in-Chief of Ad Astra magazine. He has written 18 books on space history, exploration, and development, including Space 2.0, Innovation the NASA Way, Interplanetary Robots, Blueprint for a Battlestar, Amazing Stories of the Space Age, First On the Moon, and Destination Mars In a previous life, Rod produced numerous documentaries and short films for The History Channel, Discovery Communications, and Disney. He also worked in visual effects on Star Trek: Deep Space Nine and the Battlestar Galactica reboot, as well as various sci-fi TV pilots. His most recent TV credit was with the NatGeo documentary on Tom Wolfe's iconic book The Right Stuff. This Week In Space co-host This Week In Space co-host Tariq Malik Social Links Navigation Space.com Editor-in-Chief Responsible for Space.com's editorial vision, Tariq Malik has been the Editor-in-Chief of Space.com since 2019 and has covered space news and science for 18 years. He joined the Space.com team in 2001, first as an intern and soon after as a full-time spaceflight reporter covering human spaceflight, exploration, astronomy and the night sky. He became Space.com's managing editor in 2009. As on-air talent has presented space stories on CNN, Fox News, NPR and others. Tariq is an Eagle Scout (yes, he earned the Space Exploration merit badge), a Space Camp veteran (4 times as a kid, once as an adult), and has taken the ultimate "vomit comet" ride while reporting on zero-gravity fires. Before joining Space.com, he served as a staff reporter for The Los Angeles Times covering city and education beats. He has journalism degrees from the University of Southern California and New York University.</w:t>
-      </w:r>
-    </w:p>
-    <w:p>
-      <w:pPr>
-        <w:pBdr>
-          <w:bottom w:val="single" w:sz="6" w:space="6" w:color="A6A6A6"/>
-        </w:pBdr>
-      </w:pPr>
-    </w:p>
-    <w:p/>
-    <w:p>
-      <w:pPr>
-        <w:spacing w:after="60"/>
-      </w:pPr>
-      <w:r>
-        <w:rPr>
-          <w:rFonts w:ascii="Times New Roman" w:hAnsi="Times New Roman"/>
-          <w:b/>
-          <w:sz w:val="26"/>
-        </w:rPr>
-        <w:t>7. NASA's Psyche mission delivers Mars flyby data, time-lapse video</w:t>
-      </w:r>
-    </w:p>
-    <w:p>
-      <w:pPr>
-        <w:spacing w:after="80"/>
-        <w:jc w:val="left"/>
-      </w:pPr>
-      <w:hyperlink r:id="rId22">
-        <w:r>
-          <w:rPr>
-            <w:color w:val="0000FF"/>
-            <w:u w:val="single"/>
-          </w:rPr>
-          <w:t>Read more</w:t>
-        </w:r>
-      </w:hyperlink>
-    </w:p>
-    <w:p>
-      <w:pPr>
-        <w:spacing w:after="120"/>
-        <w:jc w:val="center"/>
-      </w:pPr>
-      <w:r>
-        <w:drawing>
-          <wp:inline xmlns:a="http://schemas.openxmlformats.org/drawingml/2006/main" xmlns:pic="http://schemas.openxmlformats.org/drawingml/2006/picture">
-            <wp:extent cx="4389120" cy="4389120"/>
-            <wp:docPr id="7" name="Picture 7"/>
-            <wp:cNvGraphicFramePr>
-              <a:graphicFrameLocks noChangeAspect="1"/>
-            </wp:cNvGraphicFramePr>
-            <a:graphic>
-              <a:graphicData uri="http://schemas.openxmlformats.org/drawingml/2006/picture">
-                <pic:pic>
-                  <pic:nvPicPr>
-                    <pic:cNvPr id="0" name="image.jpg"/>
-                    <pic:cNvPicPr/>
-                  </pic:nvPicPr>
-                  <pic:blipFill>
-                    <a:blip r:embed="rId23"/>
                     <a:stretch>
                       <a:fillRect/>
                     </a:stretch>
@@ -698,7 +609,7 @@
           <w:b/>
           <w:sz w:val="26"/>
         </w:rPr>
-        <w:t>8. Far above the Earth, NASA's Apollo lunar lander put astronauts on the moon</w:t>
+        <w:t>7. Far above the Earth, NASA's Apollo lunar lander put astronauts on the moon</w:t>
       </w:r>
     </w:p>
     <w:p>
@@ -706,7 +617,7 @@
         <w:spacing w:after="80"/>
         <w:jc w:val="left"/>
       </w:pPr>
-      <w:hyperlink r:id="rId24">
+      <w:hyperlink r:id="rId22">
         <w:r>
           <w:rPr>
             <w:color w:val="0000FF"/>
@@ -725,7 +636,7 @@
         <w:drawing>
           <wp:inline xmlns:a="http://schemas.openxmlformats.org/drawingml/2006/main" xmlns:pic="http://schemas.openxmlformats.org/drawingml/2006/picture">
             <wp:extent cx="4389120" cy="4389120"/>
-            <wp:docPr id="8" name="Picture 8"/>
+            <wp:docPr id="7" name="Picture 7"/>
             <wp:cNvGraphicFramePr>
               <a:graphicFrameLocks noChangeAspect="1"/>
             </wp:cNvGraphicFramePr>
@@ -737,7 +648,7 @@
                     <pic:cNvPicPr/>
                   </pic:nvPicPr>
                   <pic:blipFill>
-                    <a:blip r:embed="rId25"/>
+                    <a:blip r:embed="rId23"/>
                     <a:stretch>
                       <a:fillRect/>
                     </a:stretch>

--- a/Space_News_19_07_2026.docx
+++ b/Space_News_19_07_2026.docx
@@ -591,95 +591,6 @@
         <w:t>The spacecraft aced its encounter with Mars. Now, mission scientists are studying a trove of data from the flyby in preparation for its arrival at asteroid Psyche in 2029.</w:t>
       </w:r>
     </w:p>
-    <w:p>
-      <w:pPr>
-        <w:pBdr>
-          <w:bottom w:val="single" w:sz="6" w:space="6" w:color="A6A6A6"/>
-        </w:pBdr>
-      </w:pPr>
-    </w:p>
-    <w:p/>
-    <w:p>
-      <w:pPr>
-        <w:spacing w:after="60"/>
-      </w:pPr>
-      <w:r>
-        <w:rPr>
-          <w:rFonts w:ascii="Times New Roman" w:hAnsi="Times New Roman"/>
-          <w:b/>
-          <w:sz w:val="26"/>
-        </w:rPr>
-        <w:t>7. Far above the Earth, NASA's Apollo lunar lander put astronauts on the moon</w:t>
-      </w:r>
-    </w:p>
-    <w:p>
-      <w:pPr>
-        <w:spacing w:after="80"/>
-        <w:jc w:val="left"/>
-      </w:pPr>
-      <w:hyperlink r:id="rId22">
-        <w:r>
-          <w:rPr>
-            <w:color w:val="0000FF"/>
-            <w:u w:val="single"/>
-          </w:rPr>
-          <w:t>Read more</w:t>
-        </w:r>
-      </w:hyperlink>
-    </w:p>
-    <w:p>
-      <w:pPr>
-        <w:spacing w:after="120"/>
-        <w:jc w:val="center"/>
-      </w:pPr>
-      <w:r>
-        <w:drawing>
-          <wp:inline xmlns:a="http://schemas.openxmlformats.org/drawingml/2006/main" xmlns:pic="http://schemas.openxmlformats.org/drawingml/2006/picture">
-            <wp:extent cx="4389120" cy="4389120"/>
-            <wp:docPr id="7" name="Picture 7"/>
-            <wp:cNvGraphicFramePr>
-              <a:graphicFrameLocks noChangeAspect="1"/>
-            </wp:cNvGraphicFramePr>
-            <a:graphic>
-              <a:graphicData uri="http://schemas.openxmlformats.org/drawingml/2006/picture">
-                <pic:pic>
-                  <pic:nvPicPr>
-                    <pic:cNvPr id="0" name="image.jpg"/>
-                    <pic:cNvPicPr/>
-                  </pic:nvPicPr>
-                  <pic:blipFill>
-                    <a:blip r:embed="rId23"/>
-                    <a:stretch>
-                      <a:fillRect/>
-                    </a:stretch>
-                  </pic:blipFill>
-                  <pic:spPr>
-                    <a:xfrm>
-                      <a:off x="0" y="0"/>
-                      <a:ext cx="4389120" cy="4389120"/>
-                    </a:xfrm>
-                    <a:prstGeom prst="rect"/>
-                  </pic:spPr>
-                </pic:pic>
-              </a:graphicData>
-            </a:graphic>
-          </wp:inline>
-        </w:drawing>
-      </w:r>
-    </w:p>
-    <w:p>
-      <w:pPr>
-        <w:spacing w:after="120" w:line="276" w:lineRule="auto"/>
-        <w:jc w:val="both"/>
-      </w:pPr>
-      <w:r>
-        <w:rPr>
-          <w:rFonts w:ascii="Times New Roman" w:hAnsi="Times New Roman"/>
-          <w:sz w:val="24"/>
-        </w:rPr>
-        <w:t>America's most daring, extraordinary feat-landing astronauts on the moon-remains the pinnacle of achievement by anyone anywhere. Ever.</w:t>
-      </w:r>
-    </w:p>
     <w:sectPr>
       <w:footerReference w:type="default" r:id="rId9"/>
       <w:pgSz w:w="12240" w:h="15840"/>
